--- a/courses/phy214/practice-exams/e3/phy214-practice-exam-3-ch-20-21-v1.docx
+++ b/courses/phy214/practice-exams/e3/phy214-practice-exam-3-ch-20-21-v1.docx
@@ -15,7 +15,7 @@
         <w:pStyle w:val="BodyText"/>
       </w:pPr>
       <w:r>
-        <w:t> </w:t>
+        <w:t xml:space="preserve"> </w:t>
       </w:r>
     </w:p>
     <w:p>
@@ -31,7 +31,7 @@
         <w:pStyle w:val="BodyText"/>
       </w:pPr>
       <w:r>
-        <w:t> </w:t>
+        <w:t xml:space="preserve"> </w:t>
       </w:r>
     </w:p>
     <w:p>
@@ -47,7 +47,7 @@
         <w:pStyle w:val="BodyText"/>
       </w:pPr>
       <w:r>
-        <w:t> </w:t>
+        <w:t xml:space="preserve"> </w:t>
       </w:r>
     </w:p>
     <w:p>
@@ -63,7 +63,7 @@
         <w:pStyle w:val="BodyText"/>
       </w:pPr>
       <w:r>
-        <w:t> </w:t>
+        <w:t xml:space="preserve"> </w:t>
       </w:r>
     </w:p>
     <w:p>
@@ -170,7 +170,7 @@
         </w:numPr>
       </w:pPr>
       <w:r>
-        <w:t> </w:t>
+        <w:t xml:space="preserve"> </w:t>
       </w:r>
     </w:p>
     <w:p>
@@ -189,18 +189,18 @@
         </m:r>
       </m:oMath>
       <w:r>
-        <w:t>ANSWER: ____________________________  </w:t>
-      </w:r>
-    </w:p>
-    <w:p>
-      <w:pPr>
-        <w:numPr>
-          <w:ilvl w:val="0"/>
-          <w:numId w:val="1"/>
-        </w:numPr>
-      </w:pPr>
-      <w:r>
-        <w:t> </w:t>
+        <w:t xml:space="preserve">ANSWER: ____________________________  </w:t>
+      </w:r>
+    </w:p>
+    <w:p>
+      <w:pPr>
+        <w:numPr>
+          <w:ilvl w:val="0"/>
+          <w:numId w:val="1"/>
+        </w:numPr>
+      </w:pPr>
+      <w:r>
+        <w:t xml:space="preserve"> </w:t>
       </w:r>
     </w:p>
     <w:p>
@@ -582,7 +582,7 @@
         </w:numPr>
       </w:pPr>
       <w:r>
-        <w:t> </w:t>
+        <w:t xml:space="preserve"> </w:t>
       </w:r>
     </w:p>
     <w:p>
@@ -616,69 +616,28 @@
         <w:rPr>
           <w:noProof/>
         </w:rPr>
-        <w:drawing>
-          <wp:inline distT="0" distB="0" distL="0" distR="0" wp14:anchorId="3F756050" wp14:editId="14FCA43F">
-            <wp:extent cx="2026920" cy="1142522"/>
-            <wp:effectExtent l="0" t="0" r="0" b="0"/>
-            <wp:docPr id="21" name="Picture"/>
-            <wp:cNvGraphicFramePr/>
-            <a:graphic xmlns:a="http://schemas.openxmlformats.org/drawingml/2006/main">
-              <a:graphicData uri="http://schemas.openxmlformats.org/drawingml/2006/picture">
-                <pic:pic xmlns:pic="http://schemas.openxmlformats.org/drawingml/2006/picture">
-                  <pic:nvPicPr>
-                    <pic:cNvPr id="22" name="Picture" descr="figures/kirchhoff/7.PNG"/>
-                    <pic:cNvPicPr>
-                      <a:picLocks noChangeAspect="1" noChangeArrowheads="1"/>
-                    </pic:cNvPicPr>
-                  </pic:nvPicPr>
-                  <pic:blipFill>
-                    <a:blip r:embed="rId7"/>
-                    <a:stretch>
-                      <a:fillRect/>
-                    </a:stretch>
-                  </pic:blipFill>
-                  <pic:spPr bwMode="auto">
-                    <a:xfrm>
-                      <a:off x="0" y="0"/>
-                      <a:ext cx="2026920" cy="1142522"/>
-                    </a:xfrm>
-                    <a:prstGeom prst="rect">
-                      <a:avLst/>
-                    </a:prstGeom>
-                    <a:noFill/>
-                    <a:ln w="9525">
-                      <a:noFill/>
-                      <a:headEnd/>
-                      <a:tailEnd/>
-                    </a:ln>
-                  </pic:spPr>
-                </pic:pic>
-              </a:graphicData>
-            </a:graphic>
-          </wp:inline>
-        </w:drawing>
-      </w:r>
-    </w:p>
-    <w:p>
-      <w:pPr>
-        <w:numPr>
-          <w:ilvl w:val="0"/>
-          <w:numId w:val="1"/>
-        </w:numPr>
-      </w:pPr>
-      <w:r>
-        <w:t> </w:t>
-      </w:r>
-    </w:p>
-    <w:p>
-      <w:pPr>
-        <w:numPr>
-          <w:ilvl w:val="0"/>
-          <w:numId w:val="1"/>
-        </w:numPr>
-      </w:pPr>
-      <w:r>
-        <w:t> </w:t>
+      </w:r>
+    </w:p>
+    <w:p>
+      <w:pPr>
+        <w:numPr>
+          <w:ilvl w:val="0"/>
+          <w:numId w:val="1"/>
+        </w:numPr>
+      </w:pPr>
+      <w:r>
+        <w:t xml:space="preserve"> </w:t>
+      </w:r>
+    </w:p>
+    <w:p>
+      <w:pPr>
+        <w:numPr>
+          <w:ilvl w:val="0"/>
+          <w:numId w:val="1"/>
+        </w:numPr>
+      </w:pPr>
+      <w:r>
+        <w:t xml:space="preserve"> </w:t>
       </w:r>
     </w:p>
     <w:p>
@@ -890,7 +849,7 @@
         </w:numPr>
       </w:pPr>
       <w:r>
-        <w:t> </w:t>
+        <w:t xml:space="preserve"> </w:t>
       </w:r>
     </w:p>
     <w:p>
@@ -909,18 +868,18 @@
         </m:r>
       </m:oMath>
       <w:r>
-        <w:t>ANSWER: ____________________________  </w:t>
-      </w:r>
-    </w:p>
-    <w:p>
-      <w:pPr>
-        <w:numPr>
-          <w:ilvl w:val="0"/>
-          <w:numId w:val="1"/>
-        </w:numPr>
-      </w:pPr>
-      <w:r>
-        <w:t> </w:t>
+        <w:t xml:space="preserve">ANSWER: ____________________________  </w:t>
+      </w:r>
+    </w:p>
+    <w:p>
+      <w:pPr>
+        <w:numPr>
+          <w:ilvl w:val="0"/>
+          <w:numId w:val="1"/>
+        </w:numPr>
+      </w:pPr>
+      <w:r>
+        <w:t xml:space="preserve"> </w:t>
       </w:r>
     </w:p>
     <w:p>
@@ -1169,7 +1128,7 @@
         </w:numPr>
       </w:pPr>
       <w:r>
-        <w:t> </w:t>
+        <w:t xml:space="preserve"> </w:t>
       </w:r>
     </w:p>
     <w:p>
@@ -1188,18 +1147,18 @@
         </m:r>
       </m:oMath>
       <w:r>
-        <w:t>ANSWER: ____________________________  </w:t>
-      </w:r>
-    </w:p>
-    <w:p>
-      <w:pPr>
-        <w:numPr>
-          <w:ilvl w:val="0"/>
-          <w:numId w:val="1"/>
-        </w:numPr>
-      </w:pPr>
-      <w:r>
-        <w:t> </w:t>
+        <w:t xml:space="preserve">ANSWER: ____________________________  </w:t>
+      </w:r>
+    </w:p>
+    <w:p>
+      <w:pPr>
+        <w:numPr>
+          <w:ilvl w:val="0"/>
+          <w:numId w:val="1"/>
+        </w:numPr>
+      </w:pPr>
+      <w:r>
+        <w:t xml:space="preserve"> </w:t>
       </w:r>
     </w:p>
     <w:p>
@@ -1359,7 +1318,7 @@
         </w:numPr>
       </w:pPr>
       <w:r>
-        <w:t> </w:t>
+        <w:t xml:space="preserve"> </w:t>
       </w:r>
     </w:p>
     <w:p>
@@ -1378,18 +1337,18 @@
         </m:r>
       </m:oMath>
       <w:r>
-        <w:t>ANSWER: ____________________________  </w:t>
-      </w:r>
-    </w:p>
-    <w:p>
-      <w:pPr>
-        <w:numPr>
-          <w:ilvl w:val="0"/>
-          <w:numId w:val="1"/>
-        </w:numPr>
-      </w:pPr>
-      <w:r>
-        <w:t> </w:t>
+        <w:t xml:space="preserve">ANSWER: ____________________________  </w:t>
+      </w:r>
+    </w:p>
+    <w:p>
+      <w:pPr>
+        <w:numPr>
+          <w:ilvl w:val="0"/>
+          <w:numId w:val="1"/>
+        </w:numPr>
+      </w:pPr>
+      <w:r>
+        <w:t xml:space="preserve"> </w:t>
       </w:r>
     </w:p>
     <w:p>
@@ -1456,7 +1415,7 @@
         </w:numPr>
       </w:pPr>
       <w:r>
-        <w:t> </w:t>
+        <w:t xml:space="preserve"> </w:t>
       </w:r>
     </w:p>
     <w:p>
@@ -1475,27 +1434,25 @@
         </m:r>
       </m:oMath>
       <w:r>
-        <w:t>ANSWER: ____________________________  </w:t>
-      </w:r>
-    </w:p>
-    <w:p>
-      <w:pPr>
-        <w:numPr>
-          <w:ilvl w:val="0"/>
-          <w:numId w:val="1"/>
-        </w:numPr>
-      </w:pPr>
-      <w:r>
-        <w:t> </w:t>
+        <w:t xml:space="preserve">ANSWER: ____________________________  </w:t>
+      </w:r>
+    </w:p>
+    <w:p>
+      <w:pPr>
+        <w:numPr>
+          <w:ilvl w:val="0"/>
+          <w:numId w:val="1"/>
+        </w:numPr>
+      </w:pPr>
+      <w:r>
+        <w:t xml:space="preserve"> </w:t>
       </w:r>
     </w:p>
     <w:p>
       <w:pPr>
         <w:spacing w:after="200"/>
       </w:pPr>
-      <w:r>
-        <w:br w:type="page"/>
-      </w:r>
+      <w:r/>
     </w:p>
     <w:p>
       <w:pPr>
@@ -1505,7 +1462,6 @@
         </w:numPr>
       </w:pPr>
       <w:r>
-        <w:lastRenderedPageBreak/>
         <w:t xml:space="preserve">What current flows through a high-voltage transmission line to transmit </w:t>
       </w:r>
       <m:oMath>
@@ -1577,7 +1533,7 @@
         </w:numPr>
       </w:pPr>
       <w:r>
-        <w:t> </w:t>
+        <w:t xml:space="preserve"> </w:t>
       </w:r>
     </w:p>
     <w:p>
@@ -1596,18 +1552,18 @@
         </m:r>
       </m:oMath>
       <w:r>
-        <w:t>ANSWER: ____________________________  </w:t>
-      </w:r>
-    </w:p>
-    <w:p>
-      <w:pPr>
-        <w:numPr>
-          <w:ilvl w:val="0"/>
-          <w:numId w:val="1"/>
-        </w:numPr>
-      </w:pPr>
-      <w:r>
-        <w:t> </w:t>
+        <w:t xml:space="preserve">ANSWER: ____________________________  </w:t>
+      </w:r>
+    </w:p>
+    <w:p>
+      <w:pPr>
+        <w:numPr>
+          <w:ilvl w:val="0"/>
+          <w:numId w:val="1"/>
+        </w:numPr>
+      </w:pPr>
+      <w:r>
+        <w:t xml:space="preserve"> </w:t>
       </w:r>
     </w:p>
     <w:p>
@@ -1711,7 +1667,7 @@
         </w:numPr>
       </w:pPr>
       <w:r>
-        <w:t> </w:t>
+        <w:t xml:space="preserve"> </w:t>
       </w:r>
     </w:p>
     <w:p>
@@ -1730,18 +1686,18 @@
         </m:r>
       </m:oMath>
       <w:r>
-        <w:t>ANSWER: ____________________________  </w:t>
-      </w:r>
-    </w:p>
-    <w:p>
-      <w:pPr>
-        <w:numPr>
-          <w:ilvl w:val="0"/>
-          <w:numId w:val="1"/>
-        </w:numPr>
-      </w:pPr>
-      <w:r>
-        <w:t> </w:t>
+        <w:t xml:space="preserve">ANSWER: ____________________________  </w:t>
+      </w:r>
+    </w:p>
+    <w:p>
+      <w:pPr>
+        <w:numPr>
+          <w:ilvl w:val="0"/>
+          <w:numId w:val="1"/>
+        </w:numPr>
+      </w:pPr>
+      <w:r>
+        <w:t xml:space="preserve"> </w:t>
       </w:r>
     </w:p>
     <w:p>
@@ -1791,7 +1747,7 @@
         </w:numPr>
       </w:pPr>
       <w:r>
-        <w:t> </w:t>
+        <w:t xml:space="preserve"> </w:t>
       </w:r>
     </w:p>
     <w:p>
@@ -1810,18 +1766,18 @@
         </m:r>
       </m:oMath>
       <w:r>
-        <w:t>ANSWER: ____________________________  </w:t>
-      </w:r>
-    </w:p>
-    <w:p>
-      <w:pPr>
-        <w:numPr>
-          <w:ilvl w:val="0"/>
-          <w:numId w:val="1"/>
-        </w:numPr>
-      </w:pPr>
-      <w:r>
-        <w:t> </w:t>
+        <w:t xml:space="preserve">ANSWER: ____________________________  </w:t>
+      </w:r>
+    </w:p>
+    <w:p>
+      <w:pPr>
+        <w:numPr>
+          <w:ilvl w:val="0"/>
+          <w:numId w:val="1"/>
+        </w:numPr>
+      </w:pPr>
+      <w:r>
+        <w:t xml:space="preserve"> </w:t>
       </w:r>
     </w:p>
     <w:p>
@@ -1905,7 +1861,7 @@
         </w:numPr>
       </w:pPr>
       <w:r>
-        <w:t> </w:t>
+        <w:t xml:space="preserve"> </w:t>
       </w:r>
     </w:p>
     <w:p>
@@ -1924,18 +1880,18 @@
         </m:r>
       </m:oMath>
       <w:r>
-        <w:t>ANSWER: ____________________________  </w:t>
-      </w:r>
-    </w:p>
-    <w:p>
-      <w:pPr>
-        <w:numPr>
-          <w:ilvl w:val="0"/>
-          <w:numId w:val="1"/>
-        </w:numPr>
-      </w:pPr>
-      <w:r>
-        <w:t> </w:t>
+        <w:t xml:space="preserve">ANSWER: ____________________________  </w:t>
+      </w:r>
+    </w:p>
+    <w:p>
+      <w:pPr>
+        <w:numPr>
+          <w:ilvl w:val="0"/>
+          <w:numId w:val="1"/>
+        </w:numPr>
+      </w:pPr>
+      <w:r>
+        <w:t xml:space="preserve"> </w:t>
       </w:r>
     </w:p>
     <w:p>
@@ -2019,7 +1975,7 @@
         </w:numPr>
       </w:pPr>
       <w:r>
-        <w:t> </w:t>
+        <w:t xml:space="preserve"> </w:t>
       </w:r>
     </w:p>
     <w:p>
@@ -2038,18 +1994,18 @@
         </m:r>
       </m:oMath>
       <w:r>
-        <w:t>ANSWER: ____________________________  </w:t>
-      </w:r>
-    </w:p>
-    <w:p>
-      <w:pPr>
-        <w:numPr>
-          <w:ilvl w:val="0"/>
-          <w:numId w:val="1"/>
-        </w:numPr>
-      </w:pPr>
-      <w:r>
-        <w:t> </w:t>
+        <w:t xml:space="preserve">ANSWER: ____________________________  </w:t>
+      </w:r>
+    </w:p>
+    <w:p>
+      <w:pPr>
+        <w:numPr>
+          <w:ilvl w:val="0"/>
+          <w:numId w:val="1"/>
+        </w:numPr>
+      </w:pPr>
+      <w:r>
+        <w:t xml:space="preserve"> </w:t>
       </w:r>
     </w:p>
     <w:p>
@@ -2261,7 +2217,7 @@
         </w:numPr>
       </w:pPr>
       <w:r>
-        <w:t> </w:t>
+        <w:t xml:space="preserve"> </w:t>
       </w:r>
     </w:p>
     <w:p>
@@ -2280,18 +2236,18 @@
         </m:r>
       </m:oMath>
       <w:r>
-        <w:t>ANSWER: ____________________________  </w:t>
-      </w:r>
-    </w:p>
-    <w:p>
-      <w:pPr>
-        <w:numPr>
-          <w:ilvl w:val="0"/>
-          <w:numId w:val="1"/>
-        </w:numPr>
-      </w:pPr>
-      <w:r>
-        <w:t> </w:t>
+        <w:t xml:space="preserve">ANSWER: ____________________________  </w:t>
+      </w:r>
+    </w:p>
+    <w:p>
+      <w:pPr>
+        <w:numPr>
+          <w:ilvl w:val="0"/>
+          <w:numId w:val="1"/>
+        </w:numPr>
+      </w:pPr>
+      <w:r>
+        <w:t xml:space="preserve"> </w:t>
       </w:r>
     </w:p>
     <w:p>
@@ -2373,7 +2329,7 @@
         </w:numPr>
       </w:pPr>
       <w:r>
-        <w:t> </w:t>
+        <w:t xml:space="preserve"> </w:t>
       </w:r>
     </w:p>
     <w:p>
@@ -2392,18 +2348,18 @@
         </m:r>
       </m:oMath>
       <w:r>
-        <w:t>ANSWER: ____________________________  </w:t>
-      </w:r>
-    </w:p>
-    <w:p>
-      <w:pPr>
-        <w:numPr>
-          <w:ilvl w:val="0"/>
-          <w:numId w:val="1"/>
-        </w:numPr>
-      </w:pPr>
-      <w:r>
-        <w:t> </w:t>
+        <w:t xml:space="preserve">ANSWER: ____________________________  </w:t>
+      </w:r>
+    </w:p>
+    <w:p>
+      <w:pPr>
+        <w:numPr>
+          <w:ilvl w:val="0"/>
+          <w:numId w:val="1"/>
+        </w:numPr>
+      </w:pPr>
+      <w:r>
+        <w:t xml:space="preserve"> </w:t>
       </w:r>
     </w:p>
     <w:p>
@@ -2592,7 +2548,7 @@
         </w:numPr>
       </w:pPr>
       <w:r>
-        <w:t> </w:t>
+        <w:t xml:space="preserve"> </w:t>
       </w:r>
     </w:p>
     <w:p>
@@ -2611,18 +2567,18 @@
         </m:r>
       </m:oMath>
       <w:r>
-        <w:t>ANSWER: ____________________________  </w:t>
-      </w:r>
-    </w:p>
-    <w:p>
-      <w:pPr>
-        <w:numPr>
-          <w:ilvl w:val="0"/>
-          <w:numId w:val="1"/>
-        </w:numPr>
-      </w:pPr>
-      <w:r>
-        <w:t> </w:t>
+        <w:t xml:space="preserve">ANSWER: ____________________________  </w:t>
+      </w:r>
+    </w:p>
+    <w:p>
+      <w:pPr>
+        <w:numPr>
+          <w:ilvl w:val="0"/>
+          <w:numId w:val="1"/>
+        </w:numPr>
+      </w:pPr>
+      <w:r>
+        <w:t xml:space="preserve"> </w:t>
       </w:r>
     </w:p>
     <w:p>
@@ -2820,7 +2776,7 @@
         </w:numPr>
       </w:pPr>
       <w:r>
-        <w:t> </w:t>
+        <w:t xml:space="preserve"> </w:t>
       </w:r>
     </w:p>
     <w:p>
@@ -2839,27 +2795,25 @@
         </m:r>
       </m:oMath>
       <w:r>
-        <w:t>ANSWER: ____________________________  </w:t>
-      </w:r>
-    </w:p>
-    <w:p>
-      <w:pPr>
-        <w:numPr>
-          <w:ilvl w:val="0"/>
-          <w:numId w:val="1"/>
-        </w:numPr>
-      </w:pPr>
-      <w:r>
-        <w:t> </w:t>
+        <w:t xml:space="preserve">ANSWER: ____________________________  </w:t>
+      </w:r>
+    </w:p>
+    <w:p>
+      <w:pPr>
+        <w:numPr>
+          <w:ilvl w:val="0"/>
+          <w:numId w:val="1"/>
+        </w:numPr>
+      </w:pPr>
+      <w:r>
+        <w:t xml:space="preserve"> </w:t>
       </w:r>
     </w:p>
     <w:p>
       <w:pPr>
         <w:spacing w:after="200"/>
       </w:pPr>
-      <w:r>
-        <w:br w:type="page"/>
-      </w:r>
+      <w:r/>
     </w:p>
     <w:p>
       <w:pPr>
@@ -2869,7 +2823,6 @@
         </w:numPr>
       </w:pPr>
       <w:r>
-        <w:lastRenderedPageBreak/>
         <w:t xml:space="preserve">Solve for the voltage drop across resistor </w:t>
       </w:r>
       <m:oMath>
@@ -3174,7 +3127,7 @@
         </w:numPr>
       </w:pPr>
       <w:r>
-        <w:t> </w:t>
+        <w:t xml:space="preserve"> </w:t>
       </w:r>
     </w:p>
     <w:p>
@@ -3208,69 +3161,28 @@
         <w:rPr>
           <w:noProof/>
         </w:rPr>
-        <w:drawing>
-          <wp:inline distT="0" distB="0" distL="0" distR="0" wp14:anchorId="3B35CDCB" wp14:editId="1A24B479">
-            <wp:extent cx="1866900" cy="1924788"/>
-            <wp:effectExtent l="0" t="0" r="0" b="0"/>
-            <wp:docPr id="24" name="Picture"/>
-            <wp:cNvGraphicFramePr/>
-            <a:graphic xmlns:a="http://schemas.openxmlformats.org/drawingml/2006/main">
-              <a:graphicData uri="http://schemas.openxmlformats.org/drawingml/2006/picture">
-                <pic:pic xmlns:pic="http://schemas.openxmlformats.org/drawingml/2006/picture">
-                  <pic:nvPicPr>
-                    <pic:cNvPr id="25" name="Picture" descr="figures/kirchhoff/4.PNG"/>
-                    <pic:cNvPicPr>
-                      <a:picLocks noChangeAspect="1" noChangeArrowheads="1"/>
-                    </pic:cNvPicPr>
-                  </pic:nvPicPr>
-                  <pic:blipFill>
-                    <a:blip r:embed="rId8"/>
-                    <a:stretch>
-                      <a:fillRect/>
-                    </a:stretch>
-                  </pic:blipFill>
-                  <pic:spPr bwMode="auto">
-                    <a:xfrm>
-                      <a:off x="0" y="0"/>
-                      <a:ext cx="1866900" cy="1924788"/>
-                    </a:xfrm>
-                    <a:prstGeom prst="rect">
-                      <a:avLst/>
-                    </a:prstGeom>
-                    <a:noFill/>
-                    <a:ln w="9525">
-                      <a:noFill/>
-                      <a:headEnd/>
-                      <a:tailEnd/>
-                    </a:ln>
-                  </pic:spPr>
-                </pic:pic>
-              </a:graphicData>
-            </a:graphic>
-          </wp:inline>
-        </w:drawing>
-      </w:r>
-    </w:p>
-    <w:p>
-      <w:pPr>
-        <w:numPr>
-          <w:ilvl w:val="0"/>
-          <w:numId w:val="1"/>
-        </w:numPr>
-      </w:pPr>
-      <w:r>
-        <w:t> </w:t>
-      </w:r>
-    </w:p>
-    <w:p>
-      <w:pPr>
-        <w:numPr>
-          <w:ilvl w:val="0"/>
-          <w:numId w:val="1"/>
-        </w:numPr>
-      </w:pPr>
-      <w:r>
-        <w:t> </w:t>
+      </w:r>
+    </w:p>
+    <w:p>
+      <w:pPr>
+        <w:numPr>
+          <w:ilvl w:val="0"/>
+          <w:numId w:val="1"/>
+        </w:numPr>
+      </w:pPr>
+      <w:r>
+        <w:t xml:space="preserve"> </w:t>
+      </w:r>
+    </w:p>
+    <w:p>
+      <w:pPr>
+        <w:numPr>
+          <w:ilvl w:val="0"/>
+          <w:numId w:val="1"/>
+        </w:numPr>
+      </w:pPr>
+      <w:r>
+        <w:t xml:space="preserve"> </w:t>
       </w:r>
     </w:p>
     <w:p>
@@ -3668,7 +3580,7 @@
         </w:numPr>
       </w:pPr>
       <w:r>
-        <w:t> </w:t>
+        <w:t xml:space="preserve"> </w:t>
       </w:r>
     </w:p>
     <w:p>
@@ -3687,18 +3599,18 @@
         </m:r>
       </m:oMath>
       <w:r>
-        <w:t>ANSWER: ____________________________  </w:t>
-      </w:r>
-    </w:p>
-    <w:p>
-      <w:pPr>
-        <w:numPr>
-          <w:ilvl w:val="0"/>
-          <w:numId w:val="1"/>
-        </w:numPr>
-      </w:pPr>
-      <w:r>
-        <w:t> </w:t>
+        <w:t xml:space="preserve">ANSWER: ____________________________  </w:t>
+      </w:r>
+    </w:p>
+    <w:p>
+      <w:pPr>
+        <w:numPr>
+          <w:ilvl w:val="0"/>
+          <w:numId w:val="1"/>
+        </w:numPr>
+      </w:pPr>
+      <w:r>
+        <w:t xml:space="preserve"> </w:t>
       </w:r>
     </w:p>
     <w:p>

--- a/courses/phy214/practice-exams/e3/phy214-practice-exam-3-ch-20-21-v1.docx
+++ b/courses/phy214/practice-exams/e3/phy214-practice-exam-3-ch-20-21-v1.docx
@@ -15,7 +15,7 @@
         <w:pStyle w:val="BodyText"/>
       </w:pPr>
       <w:r>
-        <w:t xml:space="preserve"> </w:t>
+        <w:t> </w:t>
       </w:r>
     </w:p>
     <w:p>
@@ -31,7 +31,7 @@
         <w:pStyle w:val="BodyText"/>
       </w:pPr>
       <w:r>
-        <w:t xml:space="preserve"> </w:t>
+        <w:t> </w:t>
       </w:r>
     </w:p>
     <w:p>
@@ -47,7 +47,7 @@
         <w:pStyle w:val="BodyText"/>
       </w:pPr>
       <w:r>
-        <w:t xml:space="preserve"> </w:t>
+        <w:t> </w:t>
       </w:r>
     </w:p>
     <w:p>
@@ -63,7 +63,7 @@
         <w:pStyle w:val="BodyText"/>
       </w:pPr>
       <w:r>
-        <w:t xml:space="preserve"> </w:t>
+        <w:t> </w:t>
       </w:r>
     </w:p>
     <w:p>
@@ -170,7 +170,7 @@
         </w:numPr>
       </w:pPr>
       <w:r>
-        <w:t xml:space="preserve"> </w:t>
+        <w:t> </w:t>
       </w:r>
     </w:p>
     <w:p>
@@ -189,18 +189,18 @@
         </m:r>
       </m:oMath>
       <w:r>
-        <w:t xml:space="preserve">ANSWER: ____________________________  </w:t>
-      </w:r>
-    </w:p>
-    <w:p>
-      <w:pPr>
-        <w:numPr>
-          <w:ilvl w:val="0"/>
-          <w:numId w:val="1"/>
-        </w:numPr>
-      </w:pPr>
-      <w:r>
-        <w:t xml:space="preserve"> </w:t>
+        <w:t>ANSWER: ____________________________  </w:t>
+      </w:r>
+    </w:p>
+    <w:p>
+      <w:pPr>
+        <w:numPr>
+          <w:ilvl w:val="0"/>
+          <w:numId w:val="1"/>
+        </w:numPr>
+      </w:pPr>
+      <w:r>
+        <w:t> </w:t>
       </w:r>
     </w:p>
     <w:p>
@@ -582,7 +582,7 @@
         </w:numPr>
       </w:pPr>
       <w:r>
-        <w:t xml:space="preserve"> </w:t>
+        <w:t> </w:t>
       </w:r>
     </w:p>
     <w:p>
@@ -616,28 +616,69 @@
         <w:rPr>
           <w:noProof/>
         </w:rPr>
-      </w:r>
-    </w:p>
-    <w:p>
-      <w:pPr>
-        <w:numPr>
-          <w:ilvl w:val="0"/>
-          <w:numId w:val="1"/>
-        </w:numPr>
-      </w:pPr>
-      <w:r>
-        <w:t xml:space="preserve"> </w:t>
-      </w:r>
-    </w:p>
-    <w:p>
-      <w:pPr>
-        <w:numPr>
-          <w:ilvl w:val="0"/>
-          <w:numId w:val="1"/>
-        </w:numPr>
-      </w:pPr>
-      <w:r>
-        <w:t xml:space="preserve"> </w:t>
+        <w:drawing>
+          <wp:inline distT="0" distB="0" distL="0" distR="0" wp14:anchorId="3F756050" wp14:editId="14FCA43F">
+            <wp:extent cx="2026920" cy="1142522"/>
+            <wp:effectExtent l="0" t="0" r="0" b="0"/>
+            <wp:docPr id="21" name="Picture"/>
+            <wp:cNvGraphicFramePr/>
+            <a:graphic xmlns:a="http://schemas.openxmlformats.org/drawingml/2006/main">
+              <a:graphicData uri="http://schemas.openxmlformats.org/drawingml/2006/picture">
+                <pic:pic xmlns:pic="http://schemas.openxmlformats.org/drawingml/2006/picture">
+                  <pic:nvPicPr>
+                    <pic:cNvPr id="22" name="Picture" descr="figures/kirchhoff/7.PNG"/>
+                    <pic:cNvPicPr>
+                      <a:picLocks noChangeAspect="1" noChangeArrowheads="1"/>
+                    </pic:cNvPicPr>
+                  </pic:nvPicPr>
+                  <pic:blipFill>
+                    <a:blip r:embed="rId7"/>
+                    <a:stretch>
+                      <a:fillRect/>
+                    </a:stretch>
+                  </pic:blipFill>
+                  <pic:spPr bwMode="auto">
+                    <a:xfrm>
+                      <a:off x="0" y="0"/>
+                      <a:ext cx="2026920" cy="1142522"/>
+                    </a:xfrm>
+                    <a:prstGeom prst="rect">
+                      <a:avLst/>
+                    </a:prstGeom>
+                    <a:noFill/>
+                    <a:ln w="9525">
+                      <a:noFill/>
+                      <a:headEnd/>
+                      <a:tailEnd/>
+                    </a:ln>
+                  </pic:spPr>
+                </pic:pic>
+              </a:graphicData>
+            </a:graphic>
+          </wp:inline>
+        </w:drawing>
+      </w:r>
+    </w:p>
+    <w:p>
+      <w:pPr>
+        <w:numPr>
+          <w:ilvl w:val="0"/>
+          <w:numId w:val="1"/>
+        </w:numPr>
+      </w:pPr>
+      <w:r>
+        <w:t> </w:t>
+      </w:r>
+    </w:p>
+    <w:p>
+      <w:pPr>
+        <w:numPr>
+          <w:ilvl w:val="0"/>
+          <w:numId w:val="1"/>
+        </w:numPr>
+      </w:pPr>
+      <w:r>
+        <w:t> </w:t>
       </w:r>
     </w:p>
     <w:p>
@@ -849,7 +890,7 @@
         </w:numPr>
       </w:pPr>
       <w:r>
-        <w:t xml:space="preserve"> </w:t>
+        <w:t> </w:t>
       </w:r>
     </w:p>
     <w:p>
@@ -868,18 +909,18 @@
         </m:r>
       </m:oMath>
       <w:r>
-        <w:t xml:space="preserve">ANSWER: ____________________________  </w:t>
-      </w:r>
-    </w:p>
-    <w:p>
-      <w:pPr>
-        <w:numPr>
-          <w:ilvl w:val="0"/>
-          <w:numId w:val="1"/>
-        </w:numPr>
-      </w:pPr>
-      <w:r>
-        <w:t xml:space="preserve"> </w:t>
+        <w:t>ANSWER: ____________________________  </w:t>
+      </w:r>
+    </w:p>
+    <w:p>
+      <w:pPr>
+        <w:numPr>
+          <w:ilvl w:val="0"/>
+          <w:numId w:val="1"/>
+        </w:numPr>
+      </w:pPr>
+      <w:r>
+        <w:t> </w:t>
       </w:r>
     </w:p>
     <w:p>
@@ -1128,7 +1169,7 @@
         </w:numPr>
       </w:pPr>
       <w:r>
-        <w:t xml:space="preserve"> </w:t>
+        <w:t> </w:t>
       </w:r>
     </w:p>
     <w:p>
@@ -1147,18 +1188,18 @@
         </m:r>
       </m:oMath>
       <w:r>
-        <w:t xml:space="preserve">ANSWER: ____________________________  </w:t>
-      </w:r>
-    </w:p>
-    <w:p>
-      <w:pPr>
-        <w:numPr>
-          <w:ilvl w:val="0"/>
-          <w:numId w:val="1"/>
-        </w:numPr>
-      </w:pPr>
-      <w:r>
-        <w:t xml:space="preserve"> </w:t>
+        <w:t>ANSWER: ____________________________  </w:t>
+      </w:r>
+    </w:p>
+    <w:p>
+      <w:pPr>
+        <w:numPr>
+          <w:ilvl w:val="0"/>
+          <w:numId w:val="1"/>
+        </w:numPr>
+      </w:pPr>
+      <w:r>
+        <w:t> </w:t>
       </w:r>
     </w:p>
     <w:p>
@@ -1318,7 +1359,7 @@
         </w:numPr>
       </w:pPr>
       <w:r>
-        <w:t xml:space="preserve"> </w:t>
+        <w:t> </w:t>
       </w:r>
     </w:p>
     <w:p>
@@ -1337,18 +1378,18 @@
         </m:r>
       </m:oMath>
       <w:r>
-        <w:t xml:space="preserve">ANSWER: ____________________________  </w:t>
-      </w:r>
-    </w:p>
-    <w:p>
-      <w:pPr>
-        <w:numPr>
-          <w:ilvl w:val="0"/>
-          <w:numId w:val="1"/>
-        </w:numPr>
-      </w:pPr>
-      <w:r>
-        <w:t xml:space="preserve"> </w:t>
+        <w:t>ANSWER: ____________________________  </w:t>
+      </w:r>
+    </w:p>
+    <w:p>
+      <w:pPr>
+        <w:numPr>
+          <w:ilvl w:val="0"/>
+          <w:numId w:val="1"/>
+        </w:numPr>
+      </w:pPr>
+      <w:r>
+        <w:t> </w:t>
       </w:r>
     </w:p>
     <w:p>
@@ -1415,7 +1456,7 @@
         </w:numPr>
       </w:pPr>
       <w:r>
-        <w:t xml:space="preserve"> </w:t>
+        <w:t> </w:t>
       </w:r>
     </w:p>
     <w:p>
@@ -1434,25 +1475,27 @@
         </m:r>
       </m:oMath>
       <w:r>
-        <w:t xml:space="preserve">ANSWER: ____________________________  </w:t>
-      </w:r>
-    </w:p>
-    <w:p>
-      <w:pPr>
-        <w:numPr>
-          <w:ilvl w:val="0"/>
-          <w:numId w:val="1"/>
-        </w:numPr>
-      </w:pPr>
-      <w:r>
-        <w:t xml:space="preserve"> </w:t>
+        <w:t>ANSWER: ____________________________  </w:t>
+      </w:r>
+    </w:p>
+    <w:p>
+      <w:pPr>
+        <w:numPr>
+          <w:ilvl w:val="0"/>
+          <w:numId w:val="1"/>
+        </w:numPr>
+      </w:pPr>
+      <w:r>
+        <w:t> </w:t>
       </w:r>
     </w:p>
     <w:p>
       <w:pPr>
         <w:spacing w:after="200"/>
       </w:pPr>
-      <w:r/>
+      <w:r>
+        <w:br w:type="page"/>
+      </w:r>
     </w:p>
     <w:p>
       <w:pPr>
@@ -1462,6 +1505,7 @@
         </w:numPr>
       </w:pPr>
       <w:r>
+        <w:lastRenderedPageBreak/>
         <w:t xml:space="preserve">What current flows through a high-voltage transmission line to transmit </w:t>
       </w:r>
       <m:oMath>
@@ -1533,7 +1577,7 @@
         </w:numPr>
       </w:pPr>
       <w:r>
-        <w:t xml:space="preserve"> </w:t>
+        <w:t> </w:t>
       </w:r>
     </w:p>
     <w:p>
@@ -1552,18 +1596,18 @@
         </m:r>
       </m:oMath>
       <w:r>
-        <w:t xml:space="preserve">ANSWER: ____________________________  </w:t>
-      </w:r>
-    </w:p>
-    <w:p>
-      <w:pPr>
-        <w:numPr>
-          <w:ilvl w:val="0"/>
-          <w:numId w:val="1"/>
-        </w:numPr>
-      </w:pPr>
-      <w:r>
-        <w:t xml:space="preserve"> </w:t>
+        <w:t>ANSWER: ____________________________  </w:t>
+      </w:r>
+    </w:p>
+    <w:p>
+      <w:pPr>
+        <w:numPr>
+          <w:ilvl w:val="0"/>
+          <w:numId w:val="1"/>
+        </w:numPr>
+      </w:pPr>
+      <w:r>
+        <w:t> </w:t>
       </w:r>
     </w:p>
     <w:p>
@@ -1667,7 +1711,7 @@
         </w:numPr>
       </w:pPr>
       <w:r>
-        <w:t xml:space="preserve"> </w:t>
+        <w:t> </w:t>
       </w:r>
     </w:p>
     <w:p>
@@ -1686,18 +1730,18 @@
         </m:r>
       </m:oMath>
       <w:r>
-        <w:t xml:space="preserve">ANSWER: ____________________________  </w:t>
-      </w:r>
-    </w:p>
-    <w:p>
-      <w:pPr>
-        <w:numPr>
-          <w:ilvl w:val="0"/>
-          <w:numId w:val="1"/>
-        </w:numPr>
-      </w:pPr>
-      <w:r>
-        <w:t xml:space="preserve"> </w:t>
+        <w:t>ANSWER: ____________________________  </w:t>
+      </w:r>
+    </w:p>
+    <w:p>
+      <w:pPr>
+        <w:numPr>
+          <w:ilvl w:val="0"/>
+          <w:numId w:val="1"/>
+        </w:numPr>
+      </w:pPr>
+      <w:r>
+        <w:t> </w:t>
       </w:r>
     </w:p>
     <w:p>
@@ -1747,7 +1791,7 @@
         </w:numPr>
       </w:pPr>
       <w:r>
-        <w:t xml:space="preserve"> </w:t>
+        <w:t> </w:t>
       </w:r>
     </w:p>
     <w:p>
@@ -1766,18 +1810,18 @@
         </m:r>
       </m:oMath>
       <w:r>
-        <w:t xml:space="preserve">ANSWER: ____________________________  </w:t>
-      </w:r>
-    </w:p>
-    <w:p>
-      <w:pPr>
-        <w:numPr>
-          <w:ilvl w:val="0"/>
-          <w:numId w:val="1"/>
-        </w:numPr>
-      </w:pPr>
-      <w:r>
-        <w:t xml:space="preserve"> </w:t>
+        <w:t>ANSWER: ____________________________  </w:t>
+      </w:r>
+    </w:p>
+    <w:p>
+      <w:pPr>
+        <w:numPr>
+          <w:ilvl w:val="0"/>
+          <w:numId w:val="1"/>
+        </w:numPr>
+      </w:pPr>
+      <w:r>
+        <w:t> </w:t>
       </w:r>
     </w:p>
     <w:p>
@@ -1861,7 +1905,7 @@
         </w:numPr>
       </w:pPr>
       <w:r>
-        <w:t xml:space="preserve"> </w:t>
+        <w:t> </w:t>
       </w:r>
     </w:p>
     <w:p>
@@ -1880,18 +1924,18 @@
         </m:r>
       </m:oMath>
       <w:r>
-        <w:t xml:space="preserve">ANSWER: ____________________________  </w:t>
-      </w:r>
-    </w:p>
-    <w:p>
-      <w:pPr>
-        <w:numPr>
-          <w:ilvl w:val="0"/>
-          <w:numId w:val="1"/>
-        </w:numPr>
-      </w:pPr>
-      <w:r>
-        <w:t xml:space="preserve"> </w:t>
+        <w:t>ANSWER: ____________________________  </w:t>
+      </w:r>
+    </w:p>
+    <w:p>
+      <w:pPr>
+        <w:numPr>
+          <w:ilvl w:val="0"/>
+          <w:numId w:val="1"/>
+        </w:numPr>
+      </w:pPr>
+      <w:r>
+        <w:t> </w:t>
       </w:r>
     </w:p>
     <w:p>
@@ -1975,7 +2019,7 @@
         </w:numPr>
       </w:pPr>
       <w:r>
-        <w:t xml:space="preserve"> </w:t>
+        <w:t> </w:t>
       </w:r>
     </w:p>
     <w:p>
@@ -1994,18 +2038,18 @@
         </m:r>
       </m:oMath>
       <w:r>
-        <w:t xml:space="preserve">ANSWER: ____________________________  </w:t>
-      </w:r>
-    </w:p>
-    <w:p>
-      <w:pPr>
-        <w:numPr>
-          <w:ilvl w:val="0"/>
-          <w:numId w:val="1"/>
-        </w:numPr>
-      </w:pPr>
-      <w:r>
-        <w:t xml:space="preserve"> </w:t>
+        <w:t>ANSWER: ____________________________  </w:t>
+      </w:r>
+    </w:p>
+    <w:p>
+      <w:pPr>
+        <w:numPr>
+          <w:ilvl w:val="0"/>
+          <w:numId w:val="1"/>
+        </w:numPr>
+      </w:pPr>
+      <w:r>
+        <w:t> </w:t>
       </w:r>
     </w:p>
     <w:p>
@@ -2217,7 +2261,7 @@
         </w:numPr>
       </w:pPr>
       <w:r>
-        <w:t xml:space="preserve"> </w:t>
+        <w:t> </w:t>
       </w:r>
     </w:p>
     <w:p>
@@ -2236,18 +2280,18 @@
         </m:r>
       </m:oMath>
       <w:r>
-        <w:t xml:space="preserve">ANSWER: ____________________________  </w:t>
-      </w:r>
-    </w:p>
-    <w:p>
-      <w:pPr>
-        <w:numPr>
-          <w:ilvl w:val="0"/>
-          <w:numId w:val="1"/>
-        </w:numPr>
-      </w:pPr>
-      <w:r>
-        <w:t xml:space="preserve"> </w:t>
+        <w:t>ANSWER: ____________________________  </w:t>
+      </w:r>
+    </w:p>
+    <w:p>
+      <w:pPr>
+        <w:numPr>
+          <w:ilvl w:val="0"/>
+          <w:numId w:val="1"/>
+        </w:numPr>
+      </w:pPr>
+      <w:r>
+        <w:t> </w:t>
       </w:r>
     </w:p>
     <w:p>
@@ -2329,7 +2373,7 @@
         </w:numPr>
       </w:pPr>
       <w:r>
-        <w:t xml:space="preserve"> </w:t>
+        <w:t> </w:t>
       </w:r>
     </w:p>
     <w:p>
@@ -2348,18 +2392,18 @@
         </m:r>
       </m:oMath>
       <w:r>
-        <w:t xml:space="preserve">ANSWER: ____________________________  </w:t>
-      </w:r>
-    </w:p>
-    <w:p>
-      <w:pPr>
-        <w:numPr>
-          <w:ilvl w:val="0"/>
-          <w:numId w:val="1"/>
-        </w:numPr>
-      </w:pPr>
-      <w:r>
-        <w:t xml:space="preserve"> </w:t>
+        <w:t>ANSWER: ____________________________  </w:t>
+      </w:r>
+    </w:p>
+    <w:p>
+      <w:pPr>
+        <w:numPr>
+          <w:ilvl w:val="0"/>
+          <w:numId w:val="1"/>
+        </w:numPr>
+      </w:pPr>
+      <w:r>
+        <w:t> </w:t>
       </w:r>
     </w:p>
     <w:p>
@@ -2548,7 +2592,7 @@
         </w:numPr>
       </w:pPr>
       <w:r>
-        <w:t xml:space="preserve"> </w:t>
+        <w:t> </w:t>
       </w:r>
     </w:p>
     <w:p>
@@ -2567,18 +2611,18 @@
         </m:r>
       </m:oMath>
       <w:r>
-        <w:t xml:space="preserve">ANSWER: ____________________________  </w:t>
-      </w:r>
-    </w:p>
-    <w:p>
-      <w:pPr>
-        <w:numPr>
-          <w:ilvl w:val="0"/>
-          <w:numId w:val="1"/>
-        </w:numPr>
-      </w:pPr>
-      <w:r>
-        <w:t xml:space="preserve"> </w:t>
+        <w:t>ANSWER: ____________________________  </w:t>
+      </w:r>
+    </w:p>
+    <w:p>
+      <w:pPr>
+        <w:numPr>
+          <w:ilvl w:val="0"/>
+          <w:numId w:val="1"/>
+        </w:numPr>
+      </w:pPr>
+      <w:r>
+        <w:t> </w:t>
       </w:r>
     </w:p>
     <w:p>
@@ -2776,7 +2820,7 @@
         </w:numPr>
       </w:pPr>
       <w:r>
-        <w:t xml:space="preserve"> </w:t>
+        <w:t> </w:t>
       </w:r>
     </w:p>
     <w:p>
@@ -2795,25 +2839,27 @@
         </m:r>
       </m:oMath>
       <w:r>
-        <w:t xml:space="preserve">ANSWER: ____________________________  </w:t>
-      </w:r>
-    </w:p>
-    <w:p>
-      <w:pPr>
-        <w:numPr>
-          <w:ilvl w:val="0"/>
-          <w:numId w:val="1"/>
-        </w:numPr>
-      </w:pPr>
-      <w:r>
-        <w:t xml:space="preserve"> </w:t>
+        <w:t>ANSWER: ____________________________  </w:t>
+      </w:r>
+    </w:p>
+    <w:p>
+      <w:pPr>
+        <w:numPr>
+          <w:ilvl w:val="0"/>
+          <w:numId w:val="1"/>
+        </w:numPr>
+      </w:pPr>
+      <w:r>
+        <w:t> </w:t>
       </w:r>
     </w:p>
     <w:p>
       <w:pPr>
         <w:spacing w:after="200"/>
       </w:pPr>
-      <w:r/>
+      <w:r>
+        <w:br w:type="page"/>
+      </w:r>
     </w:p>
     <w:p>
       <w:pPr>
@@ -2823,6 +2869,7 @@
         </w:numPr>
       </w:pPr>
       <w:r>
+        <w:lastRenderedPageBreak/>
         <w:t xml:space="preserve">Solve for the voltage drop across resistor </w:t>
       </w:r>
       <m:oMath>
@@ -3127,7 +3174,7 @@
         </w:numPr>
       </w:pPr>
       <w:r>
-        <w:t xml:space="preserve"> </w:t>
+        <w:t> </w:t>
       </w:r>
     </w:p>
     <w:p>
@@ -3161,28 +3208,69 @@
         <w:rPr>
           <w:noProof/>
         </w:rPr>
-      </w:r>
-    </w:p>
-    <w:p>
-      <w:pPr>
-        <w:numPr>
-          <w:ilvl w:val="0"/>
-          <w:numId w:val="1"/>
-        </w:numPr>
-      </w:pPr>
-      <w:r>
-        <w:t xml:space="preserve"> </w:t>
-      </w:r>
-    </w:p>
-    <w:p>
-      <w:pPr>
-        <w:numPr>
-          <w:ilvl w:val="0"/>
-          <w:numId w:val="1"/>
-        </w:numPr>
-      </w:pPr>
-      <w:r>
-        <w:t xml:space="preserve"> </w:t>
+        <w:drawing>
+          <wp:inline distT="0" distB="0" distL="0" distR="0" wp14:anchorId="3B35CDCB" wp14:editId="1A24B479">
+            <wp:extent cx="1866900" cy="1924788"/>
+            <wp:effectExtent l="0" t="0" r="0" b="0"/>
+            <wp:docPr id="24" name="Picture"/>
+            <wp:cNvGraphicFramePr/>
+            <a:graphic xmlns:a="http://schemas.openxmlformats.org/drawingml/2006/main">
+              <a:graphicData uri="http://schemas.openxmlformats.org/drawingml/2006/picture">
+                <pic:pic xmlns:pic="http://schemas.openxmlformats.org/drawingml/2006/picture">
+                  <pic:nvPicPr>
+                    <pic:cNvPr id="25" name="Picture" descr="figures/kirchhoff/4.PNG"/>
+                    <pic:cNvPicPr>
+                      <a:picLocks noChangeAspect="1" noChangeArrowheads="1"/>
+                    </pic:cNvPicPr>
+                  </pic:nvPicPr>
+                  <pic:blipFill>
+                    <a:blip r:embed="rId8"/>
+                    <a:stretch>
+                      <a:fillRect/>
+                    </a:stretch>
+                  </pic:blipFill>
+                  <pic:spPr bwMode="auto">
+                    <a:xfrm>
+                      <a:off x="0" y="0"/>
+                      <a:ext cx="1866900" cy="1924788"/>
+                    </a:xfrm>
+                    <a:prstGeom prst="rect">
+                      <a:avLst/>
+                    </a:prstGeom>
+                    <a:noFill/>
+                    <a:ln w="9525">
+                      <a:noFill/>
+                      <a:headEnd/>
+                      <a:tailEnd/>
+                    </a:ln>
+                  </pic:spPr>
+                </pic:pic>
+              </a:graphicData>
+            </a:graphic>
+          </wp:inline>
+        </w:drawing>
+      </w:r>
+    </w:p>
+    <w:p>
+      <w:pPr>
+        <w:numPr>
+          <w:ilvl w:val="0"/>
+          <w:numId w:val="1"/>
+        </w:numPr>
+      </w:pPr>
+      <w:r>
+        <w:t> </w:t>
+      </w:r>
+    </w:p>
+    <w:p>
+      <w:pPr>
+        <w:numPr>
+          <w:ilvl w:val="0"/>
+          <w:numId w:val="1"/>
+        </w:numPr>
+      </w:pPr>
+      <w:r>
+        <w:t> </w:t>
       </w:r>
     </w:p>
     <w:p>
@@ -3580,7 +3668,7 @@
         </w:numPr>
       </w:pPr>
       <w:r>
-        <w:t xml:space="preserve"> </w:t>
+        <w:t> </w:t>
       </w:r>
     </w:p>
     <w:p>
@@ -3599,18 +3687,18 @@
         </m:r>
       </m:oMath>
       <w:r>
-        <w:t xml:space="preserve">ANSWER: ____________________________  </w:t>
-      </w:r>
-    </w:p>
-    <w:p>
-      <w:pPr>
-        <w:numPr>
-          <w:ilvl w:val="0"/>
-          <w:numId w:val="1"/>
-        </w:numPr>
-      </w:pPr>
-      <w:r>
-        <w:t xml:space="preserve"> </w:t>
+        <w:t>ANSWER: ____________________________  </w:t>
+      </w:r>
+    </w:p>
+    <w:p>
+      <w:pPr>
+        <w:numPr>
+          <w:ilvl w:val="0"/>
+          <w:numId w:val="1"/>
+        </w:numPr>
+      </w:pPr>
+      <w:r>
+        <w:t> </w:t>
       </w:r>
     </w:p>
     <w:p>
